--- a/testakten/sanierungsgewinn-insolvenzplan-grossbach-druckguss-erfurt-2026/04_forderungsverzicht_verzichtsvereinbarung-glaeubigerausschuss.docx
+++ b/testakten/sanierungsgewinn-insolvenzplan-grossbach-druckguss-erfurt-2026/04_forderungsverzicht_verzichtsvereinbarung-glaeubigerausschuss.docx
@@ -5,10 +5,13 @@
     <w:p>
       <w:pPr>
         <w:pStyle w:val="Heading1"/>
+        <w:spacing w:after="160" w:line="259" w:lineRule="auto"/>
       </w:pPr>
       <w:r>
         <w:rPr>
           <w:rFonts w:ascii="Times New Roman" w:hAnsi="Times New Roman"/>
+          <w:b/>
+          <w:sz w:val="28"/>
         </w:rPr>
         <w:t>04 Forderungsverzichts- und Sanierungsabsichts-Dokumentation — Gläubigerausschuss-Protokoll</w:t>
       </w:r>
@@ -16,30 +19,42 @@
     <w:p>
       <w:pPr>
         <w:pStyle w:val="Heading2"/>
+        <w:spacing w:before="120" w:after="60" w:line="259" w:lineRule="auto"/>
       </w:pPr>
       <w:r>
         <w:rPr>
           <w:rFonts w:ascii="Times New Roman" w:hAnsi="Times New Roman"/>
+          <w:b/>
+          <w:sz w:val="22"/>
         </w:rPr>
         <w:t>A. Gläubigerausschuss-Protokoll v. 25.02.2026</w:t>
       </w:r>
     </w:p>
     <w:p>
       <w:pPr>
+        <w:spacing w:before="120" w:after="60" w:line="259" w:lineRule="auto"/>
         <w:jc w:val="left"/>
       </w:pPr>
       <w:r>
         <w:rPr>
+          <w:rFonts w:ascii="Times New Roman" w:hAnsi="Times New Roman"/>
           <w:b/>
+          <w:sz w:val="22"/>
         </w:rPr>
         <w:t>Verfahren:</w:t>
       </w:r>
       <w:r>
+        <w:rPr>
+          <w:rFonts w:ascii="Times New Roman" w:hAnsi="Times New Roman"/>
+          <w:b/>
+          <w:sz w:val="22"/>
+        </w:rPr>
         <w:t xml:space="preserve"> AG Erfurt 60 IN 188/26</w:t>
       </w:r>
     </w:p>
     <w:p>
       <w:pPr>
+        <w:spacing w:line="259" w:lineRule="auto" w:after="60"/>
         <w:jc w:val="left"/>
       </w:pPr>
       <w:r>
@@ -54,11 +69,14 @@
     </w:p>
     <w:p>
       <w:pPr>
+        <w:spacing w:before="120" w:after="60" w:line="259" w:lineRule="auto"/>
         <w:jc w:val="left"/>
       </w:pPr>
       <w:r>
         <w:rPr>
+          <w:rFonts w:ascii="Times New Roman" w:hAnsi="Times New Roman"/>
           <w:b/>
+          <w:sz w:val="22"/>
         </w:rPr>
         <w:t>Teilnehmer (vorläufiger Gläubigerausschuss, § 67 InsO):</w:t>
       </w:r>
@@ -66,22 +84,35 @@
     <w:p>
       <w:pPr>
         <w:pStyle w:val="ListNumber"/>
+        <w:spacing w:before="120" w:after="60" w:line="259" w:lineRule="auto"/>
       </w:pPr>
       <w:r>
+        <w:rPr>
+          <w:rFonts w:ascii="Times New Roman" w:hAnsi="Times New Roman"/>
+          <w:b/>
+          <w:sz w:val="22"/>
+        </w:rPr>
         <w:t>Karin Voigt, Sparkasse Erfurt, Firmenkundenbetreuung (Vorsitzende)</w:t>
       </w:r>
     </w:p>
     <w:p>
       <w:pPr>
         <w:pStyle w:val="ListNumber"/>
+        <w:spacing w:before="120" w:after="60" w:line="259" w:lineRule="auto"/>
       </w:pPr>
       <w:r>
+        <w:rPr>
+          <w:rFonts w:ascii="Times New Roman" w:hAnsi="Times New Roman"/>
+          <w:b/>
+          <w:sz w:val="22"/>
+        </w:rPr>
         <w:t>Dr. Hans-Wilhelm Mertes, Volksbank Mittelthüringen, Sanierung</w:t>
       </w:r>
     </w:p>
     <w:p>
       <w:pPr>
         <w:pStyle w:val="ListNumber"/>
+        <w:spacing w:line="259" w:lineRule="auto" w:after="60"/>
       </w:pPr>
       <w:r>
         <w:t>Heinz-Otto Magdeburger, Magdeburger Aluwerk GmbH (Lieferant, Forderung 4,2 Mio EUR)</w:t>
@@ -90,6 +121,7 @@
     <w:p>
       <w:pPr>
         <w:pStyle w:val="ListNumber"/>
+        <w:spacing w:line="259" w:lineRule="auto" w:after="60"/>
       </w:pPr>
       <w:r>
         <w:t>Diana Schenkenberg, Beverungen Schmelzbetriebe AG (Lieferant, Forderung 3,8 Mio EUR)</w:t>
@@ -98,6 +130,7 @@
     <w:p>
       <w:pPr>
         <w:pStyle w:val="ListNumber"/>
+        <w:spacing w:line="259" w:lineRule="auto" w:after="60"/>
       </w:pPr>
       <w:r>
         <w:t>Tobias Iserlohn, IG Metall Bezirk Mitte-Thüringen (Arbeitnehmervertreter)</w:t>
@@ -106,6 +139,7 @@
     <w:p>
       <w:pPr>
         <w:pStyle w:val="ListNumber"/>
+        <w:spacing w:line="259" w:lineRule="auto" w:after="60"/>
       </w:pPr>
       <w:r>
         <w:t>Peter Hassberg, Finanzamt Erfurt, Vollstreckungsstelle</w:t>
@@ -114,6 +148,7 @@
     <w:p>
       <w:pPr>
         <w:pStyle w:val="ListNumber"/>
+        <w:spacing w:line="259" w:lineRule="auto" w:after="60"/>
       </w:pPr>
       <w:r>
         <w:t>RA Klaus Hattenberg (Sachwalter, beratend)</w:t>
@@ -122,6 +157,7 @@
     <w:p>
       <w:pPr>
         <w:pStyle w:val="ListNumber"/>
+        <w:spacing w:line="259" w:lineRule="auto" w:after="60"/>
       </w:pPr>
       <w:r>
         <w:t>RA Rainer Pabst (IV, beratend)</w:t>
@@ -130,6 +166,7 @@
     <w:p>
       <w:pPr>
         <w:pStyle w:val="ListNumber"/>
+        <w:spacing w:line="259" w:lineRule="auto" w:after="60"/>
       </w:pPr>
       <w:r>
         <w:t>RA Dr. Maximilian Drosselberg (Schuldnerinvertreter)</w:t>
@@ -138,6 +175,7 @@
     <w:p>
       <w:pPr>
         <w:pStyle w:val="ListNumber"/>
+        <w:spacing w:line="259" w:lineRule="auto" w:after="60"/>
       </w:pPr>
       <w:r>
         <w:t>StB Dr. Thorsten Engelmeier (Schuldnerinvertreter, beratend)</w:t>
@@ -146,6 +184,7 @@
     <w:p>
       <w:pPr>
         <w:pStyle w:val="ListNumber"/>
+        <w:spacing w:line="259" w:lineRule="auto" w:after="60"/>
       </w:pPr>
       <w:r>
         <w:t>Friedhelm Grossbach (Schuldnerin, beratend)</w:t>
@@ -154,6 +193,7 @@
     <w:p>
       <w:pPr>
         <w:pStyle w:val="Heading3"/>
+        <w:spacing w:line="259" w:lineRule="auto" w:after="60"/>
       </w:pPr>
       <w:r>
         <w:rPr>
@@ -165,6 +205,7 @@
     <w:p>
       <w:pPr>
         <w:pStyle w:val="ListNumber"/>
+        <w:spacing w:line="259" w:lineRule="auto" w:after="60"/>
       </w:pPr>
       <w:r>
         <w:t>Konstituierung</w:t>
@@ -173,6 +214,7 @@
     <w:p>
       <w:pPr>
         <w:pStyle w:val="ListNumber"/>
+        <w:spacing w:line="259" w:lineRule="auto" w:after="60"/>
       </w:pPr>
       <w:r>
         <w:t>Sachstandsbericht IV</w:t>
@@ -181,6 +223,7 @@
     <w:p>
       <w:pPr>
         <w:pStyle w:val="ListNumber"/>
+        <w:spacing w:line="259" w:lineRule="auto" w:after="60"/>
       </w:pPr>
       <w:r>
         <w:t>Plan-Eckpunkte</w:t>
@@ -189,6 +232,7 @@
     <w:p>
       <w:pPr>
         <w:pStyle w:val="ListNumber"/>
+        <w:spacing w:line="259" w:lineRule="auto" w:after="60"/>
       </w:pPr>
       <w:r>
         <w:rPr>
@@ -200,6 +244,7 @@
     <w:p>
       <w:pPr>
         <w:pStyle w:val="ListNumber"/>
+        <w:spacing w:line="259" w:lineRule="auto" w:after="60"/>
       </w:pPr>
       <w:r>
         <w:t>Verschiedenes</w:t>
@@ -208,6 +253,7 @@
     <w:p>
       <w:pPr>
         <w:pStyle w:val="Heading3"/>
+        <w:spacing w:line="259" w:lineRule="auto" w:after="60"/>
       </w:pPr>
       <w:r>
         <w:rPr>
@@ -218,6 +264,7 @@
     </w:p>
     <w:p>
       <w:pPr>
+        <w:spacing w:line="259" w:lineRule="auto" w:after="60"/>
         <w:ind w:left="567"/>
       </w:pPr>
       <w:r>
@@ -242,6 +289,7 @@
     </w:p>
     <w:p>
       <w:pPr>
+        <w:spacing w:line="259" w:lineRule="auto" w:after="60"/>
         <w:jc w:val="left"/>
       </w:pPr>
       <w:r>
@@ -251,6 +299,7 @@
     <w:p>
       <w:pPr>
         <w:pStyle w:val="Heading3"/>
+        <w:spacing w:line="259" w:lineRule="auto" w:after="60"/>
       </w:pPr>
       <w:r>
         <w:rPr>
@@ -261,6 +310,7 @@
     </w:p>
     <w:p>
       <w:pPr>
+        <w:spacing w:line="259" w:lineRule="auto" w:after="60"/>
         <w:ind w:left="567"/>
       </w:pPr>
       <w:r>
@@ -272,6 +322,7 @@
     </w:p>
     <w:p>
       <w:pPr>
+        <w:spacing w:line="259" w:lineRule="auto" w:after="60"/>
         <w:jc w:val="left"/>
       </w:pPr>
       <w:r>
@@ -280,6 +331,7 @@
     </w:p>
     <w:p>
       <w:pPr>
+        <w:spacing w:line="259" w:lineRule="auto" w:after="60"/>
         <w:jc w:val="left"/>
       </w:pPr>
       <w:r>
@@ -289,6 +341,7 @@
     <w:p>
       <w:pPr>
         <w:pStyle w:val="Heading2"/>
+        <w:spacing w:line="259" w:lineRule="auto" w:after="60"/>
       </w:pPr>
       <w:r>
         <w:rPr>
@@ -299,6 +352,7 @@
     </w:p>
     <w:p>
       <w:pPr>
+        <w:spacing w:line="259" w:lineRule="auto" w:after="60"/>
         <w:jc w:val="left"/>
       </w:pPr>
       <w:r>
@@ -311,6 +365,7 @@
     <w:p>
       <w:pPr>
         <w:pStyle w:val="ListBullet"/>
+        <w:spacing w:line="259" w:lineRule="auto" w:after="60"/>
       </w:pPr>
       <w:r>
         <w:t>Grossbach Druckguss &amp; Präzision GmbH &amp; Co. KG (Schuldnerin)</w:t>
@@ -319,6 +374,7 @@
     <w:p>
       <w:pPr>
         <w:pStyle w:val="ListBullet"/>
+        <w:spacing w:line="259" w:lineRule="auto" w:after="60"/>
       </w:pPr>
       <w:r>
         <w:t>und den ungesicherten Gläubigern der Gruppen 3 und 4 des Insolvenzplans (im Folgenden: "Gläubiger")</w:t>
@@ -326,6 +382,7 @@
     </w:p>
     <w:p>
       <w:pPr>
+        <w:spacing w:line="259" w:lineRule="auto" w:after="60"/>
         <w:jc w:val="left"/>
       </w:pPr>
       <w:r>
@@ -337,6 +394,7 @@
     </w:p>
     <w:p>
       <w:pPr>
+        <w:spacing w:line="259" w:lineRule="auto" w:after="60"/>
         <w:jc w:val="left"/>
       </w:pPr>
       <w:r>
@@ -345,6 +403,7 @@
     </w:p>
     <w:p>
       <w:pPr>
+        <w:spacing w:line="259" w:lineRule="auto" w:after="60"/>
         <w:jc w:val="left"/>
       </w:pPr>
       <w:r>
@@ -356,6 +415,7 @@
     </w:p>
     <w:p>
       <w:pPr>
+        <w:spacing w:line="259" w:lineRule="auto" w:after="60"/>
         <w:jc w:val="left"/>
       </w:pPr>
       <w:r>
@@ -364,6 +424,7 @@
     </w:p>
     <w:p>
       <w:pPr>
+        <w:spacing w:line="259" w:lineRule="auto" w:after="60"/>
         <w:jc w:val="left"/>
       </w:pPr>
       <w:r>
@@ -372,6 +433,7 @@
     </w:p>
     <w:p>
       <w:pPr>
+        <w:spacing w:line="259" w:lineRule="auto" w:after="60"/>
         <w:jc w:val="left"/>
       </w:pPr>
       <w:r>
@@ -380,6 +442,7 @@
     </w:p>
     <w:p>
       <w:pPr>
+        <w:spacing w:line="259" w:lineRule="auto" w:after="60"/>
         <w:jc w:val="left"/>
       </w:pPr>
       <w:r>
@@ -391,6 +454,7 @@
     </w:p>
     <w:p>
       <w:pPr>
+        <w:spacing w:line="259" w:lineRule="auto" w:after="60"/>
         <w:jc w:val="left"/>
       </w:pPr>
       <w:r>
@@ -399,6 +463,7 @@
     </w:p>
     <w:p>
       <w:pPr>
+        <w:spacing w:line="259" w:lineRule="auto" w:after="60"/>
         <w:jc w:val="left"/>
       </w:pPr>
       <w:r>
@@ -410,6 +475,7 @@
     </w:p>
     <w:p>
       <w:pPr>
+        <w:spacing w:line="259" w:lineRule="auto" w:after="60"/>
         <w:jc w:val="left"/>
       </w:pPr>
       <w:r>
@@ -427,6 +493,7 @@
     </w:p>
     <w:p>
       <w:pPr>
+        <w:spacing w:line="259" w:lineRule="auto" w:after="60"/>
         <w:jc w:val="left"/>
       </w:pPr>
       <w:r>
@@ -438,6 +505,7 @@
     </w:p>
     <w:p>
       <w:pPr>
+        <w:spacing w:line="259" w:lineRule="auto" w:after="60"/>
         <w:jc w:val="left"/>
       </w:pPr>
       <w:r>
@@ -447,6 +515,7 @@
     <w:p>
       <w:pPr>
         <w:pStyle w:val="Heading2"/>
+        <w:spacing w:line="259" w:lineRule="auto" w:after="60"/>
       </w:pPr>
       <w:r>
         <w:rPr>
@@ -457,6 +526,7 @@
     </w:p>
     <w:p>
       <w:pPr>
+        <w:spacing w:line="259" w:lineRule="auto" w:after="60"/>
         <w:jc w:val="left"/>
       </w:pPr>
       <w:r>
@@ -466,6 +536,7 @@
     <w:p>
       <w:pPr>
         <w:pStyle w:val="ListNumber"/>
+        <w:spacing w:line="259" w:lineRule="auto" w:after="60"/>
       </w:pPr>
       <w:r>
         <w:t>Gläubigerausschuss-Protokoll v. 25.02.2026 (TOP 4 oben).</w:t>
@@ -474,6 +545,7 @@
     <w:p>
       <w:pPr>
         <w:pStyle w:val="ListNumber"/>
+        <w:spacing w:line="259" w:lineRule="auto" w:after="60"/>
       </w:pPr>
       <w:r>
         <w:t>Schriftliche Stellungnahmen der vier Hauptgläubiger Magdeburger Aluwerk GmbH, Beverungen Schmelzbetriebe AG, Sparkasse Erfurt, Volksbank Mittelthüringen, je mit Datum 25.02.2026 — 03.03.2026.</w:t>
@@ -482,6 +554,7 @@
     <w:p>
       <w:pPr>
         <w:pStyle w:val="ListNumber"/>
+        <w:spacing w:line="259" w:lineRule="auto" w:after="60"/>
       </w:pPr>
       <w:r>
         <w:t>Verzichts-Vereinbarung (Anlage zum Plan, siehe oben).</w:t>
@@ -490,6 +563,7 @@
     <w:p>
       <w:pPr>
         <w:pStyle w:val="ListNumber"/>
+        <w:spacing w:line="259" w:lineRule="auto" w:after="60"/>
       </w:pPr>
       <w:r>
         <w:t>Präambel des Insolvenzplans.</w:t>
@@ -497,6 +571,7 @@
     </w:p>
     <w:p>
       <w:pPr>
+        <w:spacing w:line="259" w:lineRule="auto" w:after="60"/>
         <w:jc w:val="left"/>
       </w:pPr>
       <w:r>
@@ -504,13 +579,58 @@
       </w:r>
     </w:p>
     <w:sectPr>
+      <w:headerReference w:type="default" r:id="rId9"/>
+      <w:footerReference w:type="default" r:id="rId10"/>
       <w:pgSz w:w="11906" w:h="16838"/>
-      <w:pgMar w:top="1417" w:right="1417" w:bottom="1417" w:left="1417" w:header="720" w:footer="720" w:gutter="0"/>
+      <w:pgMar w:top="1191" w:right="1247" w:bottom="1134" w:left="1361" w:header="720" w:footer="720" w:gutter="0"/>
       <w:cols w:space="720"/>
       <w:docGrid w:linePitch="360"/>
     </w:sectPr>
   </w:body>
 </w:document>
+</file>
+
+<file path=word/footer1.xml><?xml version="1.0" encoding="utf-8"?>
+<w:ftr xmlns:m="http://schemas.openxmlformats.org/officeDocument/2006/math" xmlns:mc="http://schemas.openxmlformats.org/markup-compatibility/2006" xmlns:mo="http://schemas.microsoft.com/office/mac/office/2008/main" xmlns:mv="urn:schemas-microsoft-com:mac:vml" xmlns:o="urn:schemas-microsoft-com:office:office" xmlns:r="http://schemas.openxmlformats.org/officeDocument/2006/relationships" xmlns:v="urn:schemas-microsoft-com:vml" xmlns:w10="urn:schemas-microsoft-com:office:word" xmlns:w14="http://schemas.microsoft.com/office/word/2010/wordml" xmlns:w="http://schemas.openxmlformats.org/wordprocessingml/2006/main" xmlns:wne="http://schemas.microsoft.com/office/word/2006/wordml" xmlns:wp14="http://schemas.microsoft.com/office/word/2010/wordprocessingDrawing" xmlns:wp="http://schemas.openxmlformats.org/drawingml/2006/wordprocessingDrawing" xmlns:wpc="http://schemas.microsoft.com/office/word/2010/wordprocessingCanvas" xmlns:wpg="http://schemas.microsoft.com/office/word/2010/wordprocessingGroup" xmlns:wpi="http://schemas.microsoft.com/office/word/2010/wordprocessingInk" xmlns:wps="http://schemas.microsoft.com/office/word/2010/wordprocessingShape" mc:Ignorable="w14 wp14">
+  <w:p>
+    <w:pPr>
+      <w:pStyle w:val="Footer"/>
+      <w:jc w:val="left"/>
+    </w:pPr>
+    <w:r/>
+    <w:r>
+      <w:rPr>
+        <w:rFonts w:ascii="Times New Roman" w:hAnsi="Times New Roman"/>
+        <w:b w:val="0"/>
+        <w:color w:val="777777"/>
+        <w:sz w:val="17"/>
+      </w:rPr>
+      <w:t>Vertraulich | Bearbeitungsstand Juli 2026 | nur zur Aktenbearbeitung</w:t>
+    </w:r>
+  </w:p>
+</w:ftr>
+</file>
+
+<file path=word/header1.xml><?xml version="1.0" encoding="utf-8"?>
+<w:hdr xmlns:m="http://schemas.openxmlformats.org/officeDocument/2006/math" xmlns:mc="http://schemas.openxmlformats.org/markup-compatibility/2006" xmlns:mo="http://schemas.microsoft.com/office/mac/office/2008/main" xmlns:mv="urn:schemas-microsoft-com:mac:vml" xmlns:o="urn:schemas-microsoft-com:office:office" xmlns:r="http://schemas.openxmlformats.org/officeDocument/2006/relationships" xmlns:v="urn:schemas-microsoft-com:vml" xmlns:w10="urn:schemas-microsoft-com:office:word" xmlns:w14="http://schemas.microsoft.com/office/word/2010/wordml" xmlns:w="http://schemas.openxmlformats.org/wordprocessingml/2006/main" xmlns:wne="http://schemas.microsoft.com/office/word/2006/wordml" xmlns:wp14="http://schemas.microsoft.com/office/word/2010/wordprocessingDrawing" xmlns:wp="http://schemas.openxmlformats.org/drawingml/2006/wordprocessingDrawing" xmlns:wpc="http://schemas.microsoft.com/office/word/2010/wordprocessingCanvas" xmlns:wpg="http://schemas.microsoft.com/office/word/2010/wordprocessingGroup" xmlns:wpi="http://schemas.microsoft.com/office/word/2010/wordprocessingInk" xmlns:wps="http://schemas.microsoft.com/office/word/2010/wordprocessingShape" mc:Ignorable="w14 wp14">
+  <w:p>
+    <w:pPr>
+      <w:pStyle w:val="Header"/>
+      <w:jc w:val="left"/>
+    </w:pPr>
+    <w:r/>
+    <w:r>
+      <w:rPr>
+        <w:rFonts w:ascii="Times New Roman" w:hAnsi="Times New Roman"/>
+        <w:b w:val="0"/>
+        <w:i w:val="0"/>
+        <w:color w:val="666666"/>
+        <w:sz w:val="17"/>
+      </w:rPr>
+      <w:t>Lindenhof und Partner mbB | Insolvenz- und Restrukturierungsakte | Bearbeitungsstand Juli 2026</w:t>
+    </w:r>
+  </w:p>
+</w:hdr>
 </file>
 
 <file path=word/numbering.xml><?xml version="1.0" encoding="utf-8"?>
@@ -1227,11 +1347,12 @@
       <w:contextualSpacing/>
     </w:pPr>
     <w:rPr>
-      <w:rFonts w:asciiTheme="majorHAnsi" w:eastAsiaTheme="majorEastAsia" w:hAnsiTheme="majorHAnsi" w:cstheme="majorBidi"/>
+      <w:rFonts w:asciiTheme="majorHAnsi" w:eastAsiaTheme="majorEastAsia" w:hAnsiTheme="majorHAnsi" w:cstheme="majorBidi" w:ascii="Times New Roman" w:hAnsi="Times New Roman"/>
+      <w:b/>
       <w:color w:val="17365D" w:themeColor="text2" w:themeShade="BF"/>
       <w:spacing w:val="5"/>
       <w:kern w:val="28"/>
-      <w:sz w:val="52"/>
+      <w:sz w:val="30"/>
       <w:szCs w:val="52"/>
     </w:rPr>
   </w:style>
